--- a/Cuộc Đời và sự nghiệp/2.2. Giai đoạn 1920–1930.docx
+++ b/Cuộc Đời và sự nghiệp/2.2. Giai đoạn 1920–1930.docx
@@ -1,111 +1,74 @@
 
-<file path=word/document.xml><?xml version="1.0" encoding="utf-8"?>
+<file path=docProps\app.xml><?xml version="1.0" encoding="utf-8"?>
+<Properties xmlns="http://schemas.openxmlformats.org/officeDocument/2006/extended-properties" xmlns:vt="http://schemas.openxmlformats.org/officeDocument/2006/docPropsVTypes">
+  <Template>Normal.dotm</Template>
+  <Pages>1</Pages>
+  <Words>0</Words>
+  <Characters>0</Characters>
+  <Lines>0</Lines>
+  <Paragraphs>0</Paragraphs>
+  <TotalTime>0</TotalTime>
+  <ScaleCrop>false</ScaleCrop>
+  <LinksUpToDate>false</LinksUpToDate>
+  <CharactersWithSpaces>0</CharactersWithSpaces>
+  <Application>WPS Office_12.2.0.23206_F1E327BC-269C-435d-A152-05C5408002CA</Application>
+  <DocSecurity>0</DocSecurity>
+</Properties>
+</file>
+
+<file path=docProps\core.xml><?xml version="1.0" encoding="utf-8"?>
+<cp:coreProperties xmlns:cp="http://schemas.openxmlformats.org/package/2006/metadata/core-properties" xmlns:dc="http://purl.org/dc/elements/1.1/" xmlns:dcterms="http://purl.org/dc/terms/" xmlns:dcmitype="http://purl.org/dc/dcmitype/" xmlns:xsi="http://www.w3.org/2001/XMLSchema-instance">
+  <dcterms:created xsi:type="dcterms:W3CDTF">2026-07-28T16:54:00Z</dcterms:created>
+  <dc:creator>Quynh Diem</dc:creator>
+  <cp:lastModifiedBy>Quynh Diem</cp:lastModifiedBy>
+  <dcterms:modified xsi:type="dcterms:W3CDTF">2026-07-28T16:56:09Z</dcterms:modified>
+  <cp:revision>1</cp:revision>
+</cp:coreProperties>
+</file>
+
+<file path=docProps\custom.xml><?xml version="1.0" encoding="utf-8"?>
+<Properties xmlns="http://schemas.openxmlformats.org/officeDocument/2006/custom-properties" xmlns:vt="http://schemas.openxmlformats.org/officeDocument/2006/docPropsVTypes">
+  <property fmtid="{D5CDD505-2E9C-101B-9397-08002B2CF9AE}" pid="2" name="KSOProductBuildVer">
+    <vt:lpwstr>2057-12.2.0.23206</vt:lpwstr>
+  </property>
+  <property fmtid="{D5CDD505-2E9C-101B-9397-08002B2CF9AE}" pid="3" name="ICV">
+    <vt:lpwstr>E2886CE73AD64E0B83A8A486B8137BF1_11</vt:lpwstr>
+  </property>
+</Properties>
+</file>
+
+<file path=word\document.xml><?xml version="1.0" encoding="utf-8"?>
 <w:document xmlns:wpc="http://schemas.microsoft.com/office/word/2010/wordprocessingCanvas" xmlns:mc="http://schemas.openxmlformats.org/markup-compatibility/2006" xmlns:o="urn:schemas-microsoft-com:office:office" xmlns:r="http://schemas.openxmlformats.org/officeDocument/2006/relationships" xmlns:m="http://schemas.openxmlformats.org/officeDocument/2006/math" xmlns:v="urn:schemas-microsoft-com:vml" xmlns:wp14="http://schemas.microsoft.com/office/word/2010/wordprocessingDrawing" xmlns:wp="http://schemas.openxmlformats.org/drawingml/2006/wordprocessingDrawing" xmlns:w="http://schemas.openxmlformats.org/wordprocessingml/2006/main" xmlns:w14="http://schemas.microsoft.com/office/word/2010/wordml" xmlns:w10="urn:schemas-microsoft-com:office:word" xmlns:w15="http://schemas.microsoft.com/office/word/2012/wordml" xmlns:wpg="http://schemas.microsoft.com/office/word/2010/wordprocessingGroup" xmlns:wpi="http://schemas.microsoft.com/office/word/2010/wordprocessingInk" xmlns:wne="http://schemas.microsoft.com/office/word/2006/wordml" xmlns:wps="http://schemas.microsoft.com/office/word/2010/wordprocessingShape" xmlns:wpsCustomData="http://www.wps.cn/officeDocument/2013/wpsCustomData" mc:Ignorable="w14 w15 wp14">
   <w:body>
     <w:p>
-      <w:pPr>
-        <w:rPr>
-          <w:rFonts w:hint="default" w:ascii="Times New Roman" w:hAnsi="Times New Roman"/>
-          <w:sz w:val="28"/>
-          <w:szCs w:val="28"/>
-        </w:rPr>
-      </w:pPr>
-      <w:bookmarkStart w:id="0" w:name="_GoBack"/>
       <w:r>
-        <w:rPr>
-          <w:rFonts w:hint="default" w:ascii="Times New Roman" w:hAnsi="Times New Roman"/>
-          <w:sz w:val="28"/>
-          <w:szCs w:val="28"/>
-        </w:rPr>
-        <w:t>2.2. Giai đoạn 1920–1930</w:t>
-      </w:r>
-      <w:bookmarkEnd w:id="0"/>
-      <w:r>
-        <w:rPr>
-          <w:rFonts w:hint="default" w:ascii="Times New Roman" w:hAnsi="Times New Roman"/>
-          <w:sz w:val="28"/>
-          <w:szCs w:val="28"/>
-        </w:rPr>
-        <w:t>: Tiếp cận chủ nghĩa Mác – Lênin và chuẩn bị thành lập Đảng</w:t>
+        <w:t>2. Cuộc đời và sự nghiệp của Chủ tịch Hồ Chí Minh</w:t>
       </w:r>
     </w:p>
     <w:p>
-      <w:pPr>
-        <w:rPr>
-          <w:rFonts w:hint="default" w:ascii="Times New Roman" w:hAnsi="Times New Roman"/>
-          <w:sz w:val="28"/>
-          <w:szCs w:val="28"/>
-        </w:rPr>
-      </w:pPr>
-    </w:p>
-    <w:p>
-      <w:pPr>
-        <w:rPr>
-          <w:rFonts w:hint="default" w:ascii="Times New Roman" w:hAnsi="Times New Roman"/>
-          <w:sz w:val="28"/>
-          <w:szCs w:val="28"/>
-        </w:rPr>
-      </w:pPr>
       <w:r>
-        <w:rPr>
-          <w:rFonts w:hint="default" w:ascii="Times New Roman" w:hAnsi="Times New Roman"/>
-          <w:sz w:val="28"/>
-          <w:szCs w:val="28"/>
-        </w:rPr>
-        <w:t>Giai đoạn 1920–1930 là bước ngoặt quan trọng trong tư tưởng và sự nghiệp cách mạng của Nguyễn Ái Quốc. Sau khi đọc “Sơ thảo lần thứ nhất những luận cương về vấn đề dân tộc và vấn đề thuộc địa” của V.I. Lênin vào năm 1920, Người xác định con đường đúng đắn để giải phóng dân tộc là con đường cách mạng vô sản. Cuối năm 1920, Người tham gia sáng lập Đảng Cộng sản Pháp, đánh dấu sự chuyển biến từ một người yêu nước trở thành người cộng sản.</w:t>
+        <w:t>2.2. Giai đoạn 1920 – 1930: Tiếp cận chủ nghĩa Mác – Lênin và chuẩn bị thành lập Đảng</w:t>
       </w:r>
     </w:p>
     <w:p>
-      <w:pPr>
-        <w:rPr>
-          <w:rFonts w:hint="default" w:ascii="Times New Roman" w:hAnsi="Times New Roman"/>
-          <w:sz w:val="28"/>
-          <w:szCs w:val="28"/>
-        </w:rPr>
-      </w:pPr>
-    </w:p>
-    <w:p>
-      <w:pPr>
-        <w:rPr>
-          <w:rFonts w:hint="default" w:ascii="Times New Roman" w:hAnsi="Times New Roman"/>
-          <w:sz w:val="28"/>
-          <w:szCs w:val="28"/>
-        </w:rPr>
-      </w:pPr>
       <w:r>
-        <w:rPr>
-          <w:rFonts w:hint="default" w:ascii="Times New Roman" w:hAnsi="Times New Roman"/>
-          <w:sz w:val="28"/>
-          <w:szCs w:val="28"/>
-        </w:rPr>
-        <w:t>Trong những năm tiếp theo, Nguyễn Ái Quốc tích cực truyền bá chủ nghĩa Mác – Lênin, đào tạo cán bộ và xây dựng tổ chức cách mạng. Người thành lập</w:t>
-      </w:r>
-      <w:r>
-        <w:rPr>
-          <w:rFonts w:hint="default" w:ascii="Times New Roman" w:hAnsi="Times New Roman"/>
-          <w:sz w:val="28"/>
-          <w:szCs w:val="28"/>
-          <w:lang w:val="vi-VN"/>
-        </w:rPr>
-        <w:t xml:space="preserve"> </w:t>
-      </w:r>
-      <w:r>
-        <w:rPr>
-          <w:rFonts w:hint="default" w:ascii="Times New Roman" w:hAnsi="Times New Roman"/>
-          <w:sz w:val="28"/>
-          <w:szCs w:val="28"/>
-        </w:rPr>
-        <w:t>Hội Việt Nam Cách mạng Thanh niên, xuất bản báo Thanh niên, mở các lớp huấn luyện chính trị và biên soạn tác phẩm Đường Kách mệnh. Những hoạt động này đã tạo nền tảng tư tưởng, tổ chức và lực lượng, chuẩn bị cho sự ra đời của Đảng Cộng sản Việt Nam vào năm 1930.</w:t>
+        <w:t>Giai đoạn 1920 – 1930 là bước ngoặt quyết định trong tư tưởng và sự nghiệp cách mạng của Nguyễn Ái Quốc, chuyển từ chủ nghĩa yêu nước thuần túy sang chủ nghĩa cộng sản.</w:t>
       </w:r>
     </w:p>
     <w:p>
-      <w:pPr>
-        <w:rPr>
-          <w:rFonts w:hint="default" w:ascii="Times New Roman" w:hAnsi="Times New Roman" w:cs="Times New Roman"/>
-          <w:sz w:val="28"/>
-          <w:szCs w:val="28"/>
-        </w:rPr>
-      </w:pPr>
+      <w:r>
+        <w:t>Tháng 7/1920, Người đọc bản Sơ thảo lần thứ nhất những luận cương về vấn đề dân tộc và vấn đề thuộc địa của V.I. Lênin đăng trên báo L'Humanité (Nhân đạo). Luận cương đã giải đáp triệt để câu hỏi lớn bấy lâu của Người, giúp Người khẳng định: "Muốn cứu nước và giải phóng dân tộc không có con đường nào khác con đường cách mạng vô sản".</w:t>
+      </w:r>
+    </w:p>
+    <w:p>
+      <w:r>
+        <w:t>Tháng 12/1920, tại Đại hội lần thứ 18 của Đảng Xã hội Pháp họp ở thành phố Tour, Nguyễn Ái Quốc bỏ phiếu tán thành gia nhập Quốc tế Cộng sản và tham gia sáng lập Đảng Cộng sản Pháp.</w:t>
+      </w:r>
+    </w:p>
+    <w:p>
+      <w:r>
+        <w:t>Trong những năm 1921 – 1929, Bác hoạt động tích cực để chuẩn bị cho sự ra đời của một chính đảng vô sản tại Việt Nam. Người sáng lập Hội Liên hiệp thuộc địa tại Pháp (1921), thành lập Hội Việt Nam Cách mạng Thanh niên tại Quảng Châu, Trung Quốc (1925), ra mắt báo Thanh niên, mở các lớp huấn luyện cán bộ và xuất bản cuốn sách lý luận chính trị "Đường Kách mệnh" (1927). Những hoạt động này đã tạo nền tảng tư tưởng, tổ chức và lực lượng, chuẩn bị cho sự ra đời của Đảng Cộng sản Việt Nam vào năm 1930.</w:t>
+      </w:r>
     </w:p>
     <w:sectPr>
       <w:pgSz w:w="11906" w:h="16838"/>
@@ -117,7 +80,148 @@
 </w:document>
 </file>
 
-<file path=word/styles.xml><?xml version="1.0" encoding="utf-8"?>
+<file path=word\fontTable.xml><?xml version="1.0" encoding="utf-8"?>
+<w:fonts xmlns:mc="http://schemas.openxmlformats.org/markup-compatibility/2006" xmlns:r="http://schemas.openxmlformats.org/officeDocument/2006/relationships" xmlns:w="http://schemas.openxmlformats.org/wordprocessingml/2006/main" xmlns:w14="http://schemas.microsoft.com/office/word/2010/wordml" mc:Ignorable="w14">
+  <w:font w:name="Times New Roman">
+    <w:panose1 w:val="02020603050405020304"/>
+    <w:charset w:val="00"/>
+    <w:family w:val="roman"/>
+    <w:pitch w:val="variable"/>
+    <w:sig w:usb0="20007A87" w:usb1="80000000" w:usb2="00000008" w:usb3="00000000" w:csb0="000001FF" w:csb1="00000000"/>
+  </w:font>
+  <w:font w:name="宋体">
+    <w:altName w:val="SimSun"/>
+    <w:panose1 w:val="02010600030101010101"/>
+    <w:charset w:val="86"/>
+    <w:family w:val="auto"/>
+    <w:pitch w:val="variable"/>
+    <w:sig w:usb0="00000003" w:usb1="080E0000" w:usb2="00000010" w:usb3="00000000" w:csb0="00040001" w:csb1="00000000"/>
+  </w:font>
+  <w:font w:name="SimSun">
+    <w:panose1 w:val="02010600030101010101"/>
+    <w:charset w:val="86"/>
+    <w:family w:val="auto"/>
+    <w:pitch w:val="default"/>
+    <w:sig w:usb0="00000203" w:usb1="288F0000" w:usb2="00000006" w:usb3="00000000" w:csb0="00040001" w:csb1="00000000"/>
+  </w:font>
+  <w:font w:name="Arial">
+    <w:panose1 w:val="020B0604020202020204"/>
+    <w:charset w:val="00"/>
+    <w:family w:val="swiss"/>
+    <w:pitch w:val="default"/>
+    <w:sig w:usb0="E0002EFF" w:usb1="C000785B" w:usb2="00000009" w:usb3="00000000" w:csb0="400001FF" w:csb1="FFFF0000"/>
+  </w:font>
+  <w:font w:name="黑体">
+    <w:altName w:val="SimSun"/>
+    <w:panose1 w:val="02010600030101010101"/>
+    <w:charset w:val="86"/>
+    <w:family w:val="auto"/>
+    <w:pitch w:val="default"/>
+    <w:sig w:usb0="00000001" w:usb1="080E0000" w:usb2="00000010" w:usb3="00000000" w:csb0="00040000" w:csb1="00000000"/>
+  </w:font>
+  <w:font w:name="Courier New">
+    <w:panose1 w:val="02070309020205020404"/>
+    <w:charset w:val="00"/>
+    <w:family w:val="modern"/>
+    <w:pitch w:val="default"/>
+    <w:sig w:usb0="E0002EFF" w:usb1="C0007843" w:usb2="00000009" w:usb3="00000000" w:csb0="400001FF" w:csb1="FFFF0000"/>
+  </w:font>
+  <w:font w:name="Wingdings">
+    <w:panose1 w:val="05000000000000000000"/>
+    <w:charset w:val="02"/>
+    <w:family w:val="auto"/>
+    <w:pitch w:val="default"/>
+    <w:sig w:usb0="00000000" w:usb1="00000000" w:usb2="00000000" w:usb3="00000000" w:csb0="80000000" w:csb1="00000000"/>
+  </w:font>
+  <w:font w:name="Calibri">
+    <w:panose1 w:val="020F0502020204030204"/>
+    <w:charset w:val="00"/>
+    <w:family w:val="swiss"/>
+    <w:pitch w:val="default"/>
+    <w:sig w:usb0="E4002EFF" w:usb1="C200247B" w:usb2="00000009" w:usb3="00000000" w:csb0="200001FF" w:csb1="00000000"/>
+  </w:font>
+  <w:font w:name="等线">
+    <w:altName w:val="Microsoft YaHei"/>
+    <w:panose1 w:val="00000000000000000000"/>
+    <w:charset w:val="86"/>
+    <w:family w:val="auto"/>
+    <w:pitch w:val="default"/>
+    <w:sig w:usb0="00000000" w:usb1="00000000" w:usb2="00000000" w:usb3="00000000" w:csb0="00000000" w:csb1="00000000"/>
+  </w:font>
+  <w:font w:name="等线">
+    <w:altName w:val="Microsoft YaHei"/>
+    <w:panose1 w:val="00000000000000000000"/>
+    <w:charset w:val="86"/>
+    <w:family w:val="auto"/>
+    <w:pitch w:val="default"/>
+    <w:sig w:usb0="00000000" w:usb1="00000000" w:usb2="00000000" w:usb3="00000000" w:csb0="00000000" w:csb1="00000000"/>
+  </w:font>
+  <w:font w:name="等线">
+    <w:altName w:val="Microsoft YaHei"/>
+    <w:panose1 w:val="00000000000000000000"/>
+    <w:charset w:val="00"/>
+    <w:family w:val="auto"/>
+    <w:pitch w:val="default"/>
+    <w:sig w:usb0="00000000" w:usb1="00000000" w:usb2="00000000" w:usb3="00000000" w:csb0="00000000" w:csb1="00000000"/>
+  </w:font>
+  <w:font w:name="Microsoft YaHei">
+    <w:panose1 w:val="020B0503020204020204"/>
+    <w:charset w:val="86"/>
+    <w:family w:val="auto"/>
+    <w:pitch w:val="default"/>
+    <w:sig w:usb0="80000287" w:usb1="2ACF3C50" w:usb2="00000016" w:usb3="00000000" w:csb0="0004001F" w:csb1="00000000"/>
+  </w:font>
+</w:fonts>
+</file>
+
+<file path=word\settings.xml><?xml version="1.0" encoding="utf-8"?>
+<w:settings xmlns:mc="http://schemas.openxmlformats.org/markup-compatibility/2006" xmlns:o="urn:schemas-microsoft-com:office:office" xmlns:r="http://schemas.openxmlformats.org/officeDocument/2006/relationships" xmlns:m="http://schemas.openxmlformats.org/officeDocument/2006/math" xmlns:v="urn:schemas-microsoft-com:vml" xmlns:w10="urn:schemas-microsoft-com:office:word" xmlns:w="http://schemas.openxmlformats.org/wordprocessingml/2006/main" xmlns:w14="http://schemas.microsoft.com/office/word/2010/wordml" xmlns:sl="http://schemas.openxmlformats.org/schemaLibrary/2006/main" xmlns:wpsCustomData="http://www.wps.cn/officeDocument/2013/wpsCustomData" mc:Ignorable="w14">
+  <w:zoom w:percent="70"/>
+  <w:doNotDisplayPageBoundaries w:val="1"/>
+  <w:embedSystemFonts/>
+  <w:bordersDoNotSurroundHeader w:val="1"/>
+  <w:bordersDoNotSurroundFooter w:val="1"/>
+  <w:documentProtection w:enforcement="0"/>
+  <w:defaultTabStop w:val="720"/>
+  <w:drawingGridVerticalSpacing w:val="156"/>
+  <w:displayHorizontalDrawingGridEvery w:val="0"/>
+  <w:displayVerticalDrawingGridEvery w:val="2"/>
+  <w:characterSpacingControl w:val="doNotCompress"/>
+  <w:compat>
+    <w:spaceForUL/>
+    <w:doNotLeaveBackslashAlone/>
+    <w:ulTrailSpace/>
+    <w:doNotExpandShiftReturn/>
+    <w:adjustLineHeightInTable/>
+    <w:compatSetting w:name="compatibilityMode" w:uri="http://schemas.microsoft.com/office/word" w:val="14"/>
+    <w:compatSetting w:name="overrideTableStyleFontSizeAndJustification" w:uri="http://schemas.microsoft.com/office/word" w:val="1"/>
+    <w:compatSetting w:name="enableOpenTypeFeatures" w:uri="http://schemas.microsoft.com/office/word" w:val="1"/>
+    <w:compatSetting w:name="doNotFlipMirrorIndents" w:uri="http://schemas.microsoft.com/office/word" w:val="1"/>
+  </w:compat>
+  <w:rsids>
+    <w:rsidRoot w:val="5EC23E46"/>
+    <w:rsid w:val="5EC23E46"/>
+  </w:rsids>
+  <m:mathPr>
+    <m:mathFont m:val="Cambria Math"/>
+    <m:brkBin m:val="before"/>
+    <m:brkBinSub m:val="--"/>
+    <m:smallFrac m:val="0"/>
+    <m:dispDef/>
+    <m:lMargin m:val="0"/>
+    <m:rMargin m:val="0"/>
+    <m:defJc m:val="centerGroup"/>
+    <m:wrapIndent m:val="1440"/>
+    <m:intLim m:val="subSup"/>
+    <m:naryLim m:val="undOvr"/>
+  </m:mathPr>
+  <w:themeFontLang w:val="en-US" w:eastAsia="zh-CN"/>
+  <w:clrSchemeMapping w:bg1="light1" w:t1="dark1" w:bg2="light2" w:t2="dark2" w:accent1="accent1" w:accent2="accent2" w:accent3="accent3" w:accent4="accent4" w:accent5="accent5" w:accent6="accent6" w:hyperlink="hyperlink" w:followedHyperlink="followedHyperlink"/>
+  <w:doNotIncludeSubdocsInStats/>
+</w:settings>
+</file>
+
+<file path=word\styles.xml><?xml version="1.0" encoding="utf-8"?>
 <w:styles xmlns:mc="http://schemas.openxmlformats.org/markup-compatibility/2006" xmlns:o="urn:schemas-microsoft-com:office:office" xmlns:r="http://schemas.openxmlformats.org/officeDocument/2006/relationships" xmlns:m="http://schemas.openxmlformats.org/officeDocument/2006/math" xmlns:v="urn:schemas-microsoft-com:vml" xmlns:w="http://schemas.openxmlformats.org/wordprocessingml/2006/main" xmlns:w14="http://schemas.microsoft.com/office/word/2010/wordml" xmlns:w10="urn:schemas-microsoft-com:office:word" xmlns:sl="http://schemas.openxmlformats.org/schemaLibrary/2006/main" xmlns:wpsCustomData="http://www.wps.cn/officeDocument/2013/wpsCustomData" mc:Ignorable="w14">
   <w:docDefaults>
     <w:rPrDefault>
@@ -408,7 +512,7 @@
 </w:styles>
 </file>
 
-<file path=word/theme/theme1.xml><?xml version="1.0" encoding="utf-8"?>
+<file path=word\theme\theme1.xml><?xml version="1.0" encoding="utf-8"?>
 <a:theme xmlns:a="http://schemas.openxmlformats.org/drawingml/2006/main" name="Office 主题">
   <a:themeElements>
     <a:clrScheme name="Office">
